--- a/physics_course/word/lesson11.docx
+++ b/physics_course/word/lesson11.docx
@@ -21,7 +21,48 @@
         <w:rPr>
           <w:sz w:val="24"/>
         </w:rPr>
-        <w:t>ข้อ p2_l11_001: ข้อใดต่อไปนี้ไม่ใช่หน่วยของประจุไฟฟ้า?</w:t>
+        <w:t>1. ข้อใดต่อไปนี้ไม่ใช่หน่วยของประจุไฟฟ้า?</w:t>
+      </w:r>
+    </w:p>
+    <w:p>
+      <w:pPr>
+        <w:ind w:left="720"/>
+      </w:pPr>
+      <w:r>
+        <w:t xml:space="preserve">    1. ก</w:t>
+      </w:r>
+    </w:p>
+    <w:p>
+      <w:pPr>
+        <w:ind w:left="720"/>
+      </w:pPr>
+      <w:r>
+        <w:t xml:space="preserve">    2. ข</w:t>
+      </w:r>
+    </w:p>
+    <w:p>
+      <w:pPr>
+        <w:ind w:left="720"/>
+      </w:pPr>
+      <w:r>
+        <w:t xml:space="preserve">    3. ค</w:t>
+      </w:r>
+    </w:p>
+    <w:p>
+      <w:pPr>
+        <w:ind w:left="720"/>
+      </w:pPr>
+      <w:r>
+        <w:t xml:space="preserve">    4. ง</w:t>
+      </w:r>
+    </w:p>
+    <w:p/>
+    <w:p>
+      <w:r>
+        <w:rPr>
+          <w:sz w:val="24"/>
+        </w:rPr>
+        <w:t>2. ประจุไฟฟ้าบวกและประจุไฟฟ้าลบมีปฏิสัมพันธ์กันอย่างไร?</w:t>
       </w:r>
     </w:p>
     <w:p>
@@ -37,7 +78,7 @@
               <a:graphicData uri="http://schemas.openxmlformats.org/drawingml/2006/picture">
                 <pic:pic>
                   <pic:nvPicPr>
-                    <pic:cNvPr id="0" name="physics_img_q2_l11_001.png"/>
+                    <pic:cNvPr id="0" name="physics_img_2.png"/>
                     <pic:cNvPicPr/>
                   </pic:nvPicPr>
                   <pic:blipFill>
@@ -63,38 +104,34 @@
     <w:p/>
     <w:p>
       <w:pPr>
-        <w:pStyle w:val="ListBullet"/>
         <w:ind w:left="720"/>
       </w:pPr>
       <w:r>
-        <w:t xml:space="preserve">    ก</w:t>
+        <w:t xml:space="preserve">    1. ก</w:t>
       </w:r>
     </w:p>
     <w:p>
       <w:pPr>
-        <w:pStyle w:val="ListBullet"/>
         <w:ind w:left="720"/>
       </w:pPr>
       <w:r>
-        <w:t xml:space="preserve">    ข</w:t>
+        <w:t xml:space="preserve">    2. ข</w:t>
       </w:r>
     </w:p>
     <w:p>
       <w:pPr>
-        <w:pStyle w:val="ListBullet"/>
         <w:ind w:left="720"/>
       </w:pPr>
       <w:r>
-        <w:t xml:space="preserve">    ค</w:t>
+        <w:t xml:space="preserve">    3. ค</w:t>
       </w:r>
     </w:p>
     <w:p>
       <w:pPr>
-        <w:pStyle w:val="ListBullet"/>
         <w:ind w:left="720"/>
       </w:pPr>
       <w:r>
-        <w:t xml:space="preserve">    ง</w:t>
+        <w:t xml:space="preserve">    4. ง</w:t>
       </w:r>
     </w:p>
     <w:p/>
@@ -103,43 +140,39 @@
         <w:rPr>
           <w:sz w:val="24"/>
         </w:rPr>
-        <w:t>ข้อ p2_l11_002: ประจุไฟฟ้าบวกและประจุไฟฟ้าลบมีปฏิสัมพันธ์กันอย่างไร?</w:t>
+        <w:t>3. กฎคูลอมบ์ระบุว่า แรงระหว่างประจุสองประจุแปรผันตรงกับข้อใด?</w:t>
       </w:r>
     </w:p>
     <w:p>
       <w:pPr>
-        <w:pStyle w:val="ListBullet"/>
         <w:ind w:left="720"/>
       </w:pPr>
       <w:r>
-        <w:t xml:space="preserve">    ก</w:t>
+        <w:t xml:space="preserve">    1. ก</w:t>
       </w:r>
     </w:p>
     <w:p>
       <w:pPr>
-        <w:pStyle w:val="ListBullet"/>
         <w:ind w:left="720"/>
       </w:pPr>
       <w:r>
-        <w:t xml:space="preserve">    ข</w:t>
+        <w:t xml:space="preserve">    2. ข</w:t>
       </w:r>
     </w:p>
     <w:p>
       <w:pPr>
-        <w:pStyle w:val="ListBullet"/>
         <w:ind w:left="720"/>
       </w:pPr>
       <w:r>
-        <w:t xml:space="preserve">    ค</w:t>
+        <w:t xml:space="preserve">    3. ค</w:t>
       </w:r>
     </w:p>
     <w:p>
       <w:pPr>
-        <w:pStyle w:val="ListBullet"/>
         <w:ind w:left="720"/>
       </w:pPr>
       <w:r>
-        <w:t xml:space="preserve">    ง</w:t>
+        <w:t xml:space="preserve">    4. ง</w:t>
       </w:r>
     </w:p>
     <w:p/>
@@ -148,43 +181,39 @@
         <w:rPr>
           <w:sz w:val="24"/>
         </w:rPr>
-        <w:t>ข้อ p2_l11_003: กฎคูลอมบ์ระบุว่า แรงระหว่างประจุสองประจุแปรผันตรงกับข้อใด?</w:t>
+        <w:t>4. ประจุสองประจุ q₁ = +2 μC และ q₂ = -3 μC วางห่างกัน 3 cm ในสุญญากาศ ค่าคงตัว k = 9×10⁹ N·m²/C² จงหาขนาดของแรงที่กระทำต่อประจุแต่ละตัว</w:t>
       </w:r>
     </w:p>
     <w:p>
       <w:pPr>
-        <w:pStyle w:val="ListBullet"/>
         <w:ind w:left="720"/>
       </w:pPr>
       <w:r>
-        <w:t xml:space="preserve">    ก</w:t>
+        <w:t xml:space="preserve">    1. ก</w:t>
       </w:r>
     </w:p>
     <w:p>
       <w:pPr>
-        <w:pStyle w:val="ListBullet"/>
         <w:ind w:left="720"/>
       </w:pPr>
       <w:r>
-        <w:t xml:space="preserve">    ข</w:t>
+        <w:t xml:space="preserve">    2. ข</w:t>
       </w:r>
     </w:p>
     <w:p>
       <w:pPr>
-        <w:pStyle w:val="ListBullet"/>
         <w:ind w:left="720"/>
       </w:pPr>
       <w:r>
-        <w:t xml:space="preserve">    ค</w:t>
+        <w:t xml:space="preserve">    3. ค</w:t>
       </w:r>
     </w:p>
     <w:p>
       <w:pPr>
-        <w:pStyle w:val="ListBullet"/>
         <w:ind w:left="720"/>
       </w:pPr>
       <w:r>
-        <w:t xml:space="preserve">    ง</w:t>
+        <w:t xml:space="preserve">    4. ง</w:t>
       </w:r>
     </w:p>
     <w:p/>
@@ -193,43 +222,39 @@
         <w:rPr>
           <w:sz w:val="24"/>
         </w:rPr>
-        <w:t>ข้อ p2_l11_004: ประจุสองประจุ q₁ = +2 μC และ q₂ = -3 μC วางห่างกัน 3 cm ในสุญญากาศ ค่าคงตัว k = 9×10⁹ N·m²/C² จงหาขนาดของแรงที่กระทำต่อประจุแต่ละตัว</w:t>
+        <w:t>5. สนามไฟฟ้า ณ จุดใดๆ หมายถึงข้อใด?</w:t>
       </w:r>
     </w:p>
     <w:p>
       <w:pPr>
-        <w:pStyle w:val="ListBullet"/>
         <w:ind w:left="720"/>
       </w:pPr>
       <w:r>
-        <w:t xml:space="preserve">    ก</w:t>
+        <w:t xml:space="preserve">    1. ก</w:t>
       </w:r>
     </w:p>
     <w:p>
       <w:pPr>
-        <w:pStyle w:val="ListBullet"/>
         <w:ind w:left="720"/>
       </w:pPr>
       <w:r>
-        <w:t xml:space="preserve">    ข</w:t>
+        <w:t xml:space="preserve">    2. ข</w:t>
       </w:r>
     </w:p>
     <w:p>
       <w:pPr>
-        <w:pStyle w:val="ListBullet"/>
         <w:ind w:left="720"/>
       </w:pPr>
       <w:r>
-        <w:t xml:space="preserve">    ค</w:t>
+        <w:t xml:space="preserve">    3. ค</w:t>
       </w:r>
     </w:p>
     <w:p>
       <w:pPr>
-        <w:pStyle w:val="ListBullet"/>
         <w:ind w:left="720"/>
       </w:pPr>
       <w:r>
-        <w:t xml:space="preserve">    ง</w:t>
+        <w:t xml:space="preserve">    4. ง</w:t>
       </w:r>
     </w:p>
     <w:p/>
@@ -238,7 +263,7 @@
         <w:rPr>
           <w:sz w:val="24"/>
         </w:rPr>
-        <w:t>ข้อ p2_l11_005: สนามไฟฟ้า ณ จุดใดๆ หมายถึงข้อใด?</w:t>
+        <w:t>6. จุดประจุ Q = +5 μC สร้างสนามไฟฟ้ารอบตัว ณ ตำแหน่งที่ห่างจาก Q เป็นระยะ 2 m สนามไฟฟ้ามีขนาดเท่าใด? (k = 9×10⁹ N·m²/C²)</w:t>
       </w:r>
     </w:p>
     <w:p>
@@ -254,7 +279,7 @@
               <a:graphicData uri="http://schemas.openxmlformats.org/drawingml/2006/picture">
                 <pic:pic>
                   <pic:nvPicPr>
-                    <pic:cNvPr id="0" name="physics_img_q2_l11_001.png"/>
+                    <pic:cNvPr id="0" name="physics_img_2.png"/>
                     <pic:cNvPicPr/>
                   </pic:nvPicPr>
                   <pic:blipFill>
@@ -280,38 +305,34 @@
     <w:p/>
     <w:p>
       <w:pPr>
-        <w:pStyle w:val="ListBullet"/>
         <w:ind w:left="720"/>
       </w:pPr>
       <w:r>
-        <w:t xml:space="preserve">    ก</w:t>
+        <w:t xml:space="preserve">    1. ก</w:t>
       </w:r>
     </w:p>
     <w:p>
       <w:pPr>
-        <w:pStyle w:val="ListBullet"/>
         <w:ind w:left="720"/>
       </w:pPr>
       <w:r>
-        <w:t xml:space="preserve">    ข</w:t>
+        <w:t xml:space="preserve">    2. ข</w:t>
       </w:r>
     </w:p>
     <w:p>
       <w:pPr>
-        <w:pStyle w:val="ListBullet"/>
         <w:ind w:left="720"/>
       </w:pPr>
       <w:r>
-        <w:t xml:space="preserve">    ค</w:t>
+        <w:t xml:space="preserve">    3. ค</w:t>
       </w:r>
     </w:p>
     <w:p>
       <w:pPr>
-        <w:pStyle w:val="ListBullet"/>
         <w:ind w:left="720"/>
       </w:pPr>
       <w:r>
-        <w:t xml:space="preserve">    ง</w:t>
+        <w:t xml:space="preserve">    4. ง</w:t>
       </w:r>
     </w:p>
     <w:p/>
@@ -320,43 +341,39 @@
         <w:rPr>
           <w:sz w:val="24"/>
         </w:rPr>
-        <w:t>ข้อ p2_l11_006: จุดประจุ Q = +5 μC สร้างสนามไฟฟ้ารอบตัว ณ ตำแหน่งที่ห่างจาก Q เป็นระยะ 2 m สนามไฟฟ้ามีขนาดเท่าใด? (k = 9×10⁹ N·m²/C²)</w:t>
+        <w:t>7. ประจุบวกเคลื่อนที่ในสนามไฟฟ้าสม่ำเสมอจากจุด A ไปยังจุด B ที่อยู่ห่างกัน 0.5 m โดยทิศของสนามไฟฟ้าชี้จาก A ไป B ความต่างศักย์ระหว่าง A กับ B เป็น 100 V ขนาดของสนามไฟฟ้ามีค่าเท่าใด?</w:t>
       </w:r>
     </w:p>
     <w:p>
       <w:pPr>
-        <w:pStyle w:val="ListBullet"/>
         <w:ind w:left="720"/>
       </w:pPr>
       <w:r>
-        <w:t xml:space="preserve">    ก</w:t>
+        <w:t xml:space="preserve">    1. ก</w:t>
       </w:r>
     </w:p>
     <w:p>
       <w:pPr>
-        <w:pStyle w:val="ListBullet"/>
         <w:ind w:left="720"/>
       </w:pPr>
       <w:r>
-        <w:t xml:space="preserve">    ข</w:t>
+        <w:t xml:space="preserve">    2. ข</w:t>
       </w:r>
     </w:p>
     <w:p>
       <w:pPr>
-        <w:pStyle w:val="ListBullet"/>
         <w:ind w:left="720"/>
       </w:pPr>
       <w:r>
-        <w:t xml:space="preserve">    ค</w:t>
+        <w:t xml:space="preserve">    3. ค</w:t>
       </w:r>
     </w:p>
     <w:p>
       <w:pPr>
-        <w:pStyle w:val="ListBullet"/>
         <w:ind w:left="720"/>
       </w:pPr>
       <w:r>
-        <w:t xml:space="preserve">    ง</w:t>
+        <w:t xml:space="preserve">    4. ง</w:t>
       </w:r>
     </w:p>
     <w:p/>
@@ -365,7 +382,171 @@
         <w:rPr>
           <w:sz w:val="24"/>
         </w:rPr>
-        <w:t>ข้อ p2_l11_007: ประจุบวกเคลื่อนที่ในสนามไฟฟ้าสม่ำเสมอจากจุด A ไปยังจุด B ที่อยู่ห่างกัน 0.5 m โดยทิศของสนามไฟฟ้าชี้จาก A ไป B ความต่างศักย์ระหว่าง A กับ B เป็น 100 V ขนาดของสนามไฟฟ้ามีค่าเท่าใด?</w:t>
+        <w:t>8. ศักย์ไฟฟ้า (Electric Potential) คือข้อใด?</w:t>
+      </w:r>
+    </w:p>
+    <w:p>
+      <w:pPr>
+        <w:ind w:left="720"/>
+      </w:pPr>
+      <w:r>
+        <w:t xml:space="preserve">    1. ก</w:t>
+      </w:r>
+    </w:p>
+    <w:p>
+      <w:pPr>
+        <w:ind w:left="720"/>
+      </w:pPr>
+      <w:r>
+        <w:t xml:space="preserve">    2. ข</w:t>
+      </w:r>
+    </w:p>
+    <w:p>
+      <w:pPr>
+        <w:ind w:left="720"/>
+      </w:pPr>
+      <w:r>
+        <w:t xml:space="preserve">    3. ค</w:t>
+      </w:r>
+    </w:p>
+    <w:p>
+      <w:pPr>
+        <w:ind w:left="720"/>
+      </w:pPr>
+      <w:r>
+        <w:t xml:space="preserve">    4. ง</w:t>
+      </w:r>
+    </w:p>
+    <w:p/>
+    <w:p>
+      <w:r>
+        <w:rPr>
+          <w:sz w:val="24"/>
+        </w:rPr>
+        <w:t>9. จุดประจุ Q = +4 μC สร้างศักย์ไฟฟ้าที่ระยะ 2 m จากประจุ ศักย์ไฟฟ้ามีค่าเท่าใด? (k = 9×10⁹ N·m²/C²)</w:t>
+      </w:r>
+    </w:p>
+    <w:p>
+      <w:pPr>
+        <w:ind w:left="720"/>
+      </w:pPr>
+      <w:r>
+        <w:t xml:space="preserve">    1. ก</w:t>
+      </w:r>
+    </w:p>
+    <w:p>
+      <w:pPr>
+        <w:ind w:left="720"/>
+      </w:pPr>
+      <w:r>
+        <w:t xml:space="preserve">    2. ข</w:t>
+      </w:r>
+    </w:p>
+    <w:p>
+      <w:pPr>
+        <w:ind w:left="720"/>
+      </w:pPr>
+      <w:r>
+        <w:t xml:space="preserve">    3. ค</w:t>
+      </w:r>
+    </w:p>
+    <w:p>
+      <w:pPr>
+        <w:ind w:left="720"/>
+      </w:pPr>
+      <w:r>
+        <w:t xml:space="preserve">    4. ง</w:t>
+      </w:r>
+    </w:p>
+    <w:p/>
+    <w:p>
+      <w:r>
+        <w:rPr>
+          <w:sz w:val="24"/>
+        </w:rPr>
+        <w:t>10. ประจุบวก q = 2 μC เคลื่อนจากจุด A (ศักย์ 500 V) ไปยังจุด B (ศักย์ 200 V) ในสนามไฟฟ้าสม่ำเสมอ งานที่สนามไฟฟ้าทำต่อประจุนี้มีค่าเท่าใด?</w:t>
+      </w:r>
+    </w:p>
+    <w:p>
+      <w:pPr>
+        <w:ind w:left="720"/>
+      </w:pPr>
+      <w:r>
+        <w:t xml:space="preserve">    1. ก</w:t>
+      </w:r>
+    </w:p>
+    <w:p>
+      <w:pPr>
+        <w:ind w:left="720"/>
+      </w:pPr>
+      <w:r>
+        <w:t xml:space="preserve">    2. ข</w:t>
+      </w:r>
+    </w:p>
+    <w:p>
+      <w:pPr>
+        <w:ind w:left="720"/>
+      </w:pPr>
+      <w:r>
+        <w:t xml:space="preserve">    3. ค</w:t>
+      </w:r>
+    </w:p>
+    <w:p>
+      <w:pPr>
+        <w:ind w:left="720"/>
+      </w:pPr>
+      <w:r>
+        <w:t xml:space="preserve">    4. ง</w:t>
+      </w:r>
+    </w:p>
+    <w:p/>
+    <w:p>
+      <w:r>
+        <w:rPr>
+          <w:sz w:val="24"/>
+        </w:rPr>
+        <w:t>11. ความจุไฟฟ้า (Capacitance) ของตัวเก็บประจุนิ่ม หมายถึงข้อใด?</w:t>
+      </w:r>
+    </w:p>
+    <w:p>
+      <w:pPr>
+        <w:ind w:left="720"/>
+      </w:pPr>
+      <w:r>
+        <w:t xml:space="preserve">    1. ก</w:t>
+      </w:r>
+    </w:p>
+    <w:p>
+      <w:pPr>
+        <w:ind w:left="720"/>
+      </w:pPr>
+      <w:r>
+        <w:t xml:space="preserve">    2. ข</w:t>
+      </w:r>
+    </w:p>
+    <w:p>
+      <w:pPr>
+        <w:ind w:left="720"/>
+      </w:pPr>
+      <w:r>
+        <w:t xml:space="preserve">    3. ค</w:t>
+      </w:r>
+    </w:p>
+    <w:p>
+      <w:pPr>
+        <w:ind w:left="720"/>
+      </w:pPr>
+      <w:r>
+        <w:t xml:space="preserve">    4. ง</w:t>
+      </w:r>
+    </w:p>
+    <w:p/>
+    <w:p>
+      <w:r>
+        <w:rPr>
+          <w:sz w:val="24"/>
+        </w:rPr>
+        <w:t>12. ตัวเก็บประจุมีความจุ 10 μF ต่อกับความต่างศักย์ 50 V จะเก็บประจุได้กี่คูลอมบ์?</w:t>
       </w:r>
     </w:p>
     <w:p>
@@ -381,7 +562,7 @@
               <a:graphicData uri="http://schemas.openxmlformats.org/drawingml/2006/picture">
                 <pic:pic>
                   <pic:nvPicPr>
-                    <pic:cNvPr id="0" name="physics_img_q2_l11_001.png"/>
+                    <pic:cNvPr id="0" name="physics_img_2.png"/>
                     <pic:cNvPicPr/>
                   </pic:nvPicPr>
                   <pic:blipFill>
@@ -407,38 +588,34 @@
     <w:p/>
     <w:p>
       <w:pPr>
-        <w:pStyle w:val="ListBullet"/>
         <w:ind w:left="720"/>
       </w:pPr>
       <w:r>
-        <w:t xml:space="preserve">    ก</w:t>
+        <w:t xml:space="preserve">    1. ก</w:t>
       </w:r>
     </w:p>
     <w:p>
       <w:pPr>
-        <w:pStyle w:val="ListBullet"/>
         <w:ind w:left="720"/>
       </w:pPr>
       <w:r>
-        <w:t xml:space="preserve">    ข</w:t>
+        <w:t xml:space="preserve">    2. ข</w:t>
       </w:r>
     </w:p>
     <w:p>
       <w:pPr>
-        <w:pStyle w:val="ListBullet"/>
         <w:ind w:left="720"/>
       </w:pPr>
       <w:r>
-        <w:t xml:space="preserve">    ค</w:t>
+        <w:t xml:space="preserve">    3. ค</w:t>
       </w:r>
     </w:p>
     <w:p>
       <w:pPr>
-        <w:pStyle w:val="ListBullet"/>
         <w:ind w:left="720"/>
       </w:pPr>
       <w:r>
-        <w:t xml:space="preserve">    ง</w:t>
+        <w:t xml:space="preserve">    4. ง</w:t>
       </w:r>
     </w:p>
     <w:p/>
@@ -447,43 +624,39 @@
         <w:rPr>
           <w:sz w:val="24"/>
         </w:rPr>
-        <w:t>ข้อ p2_l11_008: ศักย์ไฟฟ้า (Electric Potential) คือข้อใด?</w:t>
+        <w:t>13. ตัวเก็บประจุแผ่นขนานมีพื้นที่แผ่น 0.01 m² วางห่างกัน 0.001 m มีไดอิเล็กทริกเป็นอากาศ (ε₀ = 8.85×10⁻¹² F/m) ความจุของตัวเก็บประจุนี้เท่ากับเท่าใด?</w:t>
       </w:r>
     </w:p>
     <w:p>
       <w:pPr>
-        <w:pStyle w:val="ListBullet"/>
         <w:ind w:left="720"/>
       </w:pPr>
       <w:r>
-        <w:t xml:space="preserve">    ก</w:t>
+        <w:t xml:space="preserve">    1. ก</w:t>
       </w:r>
     </w:p>
     <w:p>
       <w:pPr>
-        <w:pStyle w:val="ListBullet"/>
         <w:ind w:left="720"/>
       </w:pPr>
       <w:r>
-        <w:t xml:space="preserve">    ข</w:t>
+        <w:t xml:space="preserve">    2. ข</w:t>
       </w:r>
     </w:p>
     <w:p>
       <w:pPr>
-        <w:pStyle w:val="ListBullet"/>
         <w:ind w:left="720"/>
       </w:pPr>
       <w:r>
-        <w:t xml:space="preserve">    ค</w:t>
+        <w:t xml:space="preserve">    3. ค</w:t>
       </w:r>
     </w:p>
     <w:p>
       <w:pPr>
-        <w:pStyle w:val="ListBullet"/>
         <w:ind w:left="720"/>
       </w:pPr>
       <w:r>
-        <w:t xml:space="preserve">    ง</w:t>
+        <w:t xml:space="preserve">    4. ง</w:t>
       </w:r>
     </w:p>
     <w:p/>
@@ -492,52 +665,7 @@
         <w:rPr>
           <w:sz w:val="24"/>
         </w:rPr>
-        <w:t>ข้อ p2_l11_009: จุดประจุ Q = +4 μC สร้างศักย์ไฟฟ้าที่ระยะ 2 m จากประจุ ศักย์ไฟฟ้ามีค่าเท่าใด? (k = 9×10⁹ N·m²/C²)</w:t>
-      </w:r>
-    </w:p>
-    <w:p>
-      <w:pPr>
-        <w:pStyle w:val="ListBullet"/>
-        <w:ind w:left="720"/>
-      </w:pPr>
-      <w:r>
-        <w:t xml:space="preserve">    ก</w:t>
-      </w:r>
-    </w:p>
-    <w:p>
-      <w:pPr>
-        <w:pStyle w:val="ListBullet"/>
-        <w:ind w:left="720"/>
-      </w:pPr>
-      <w:r>
-        <w:t xml:space="preserve">    ข</w:t>
-      </w:r>
-    </w:p>
-    <w:p>
-      <w:pPr>
-        <w:pStyle w:val="ListBullet"/>
-        <w:ind w:left="720"/>
-      </w:pPr>
-      <w:r>
-        <w:t xml:space="preserve">    ค</w:t>
-      </w:r>
-    </w:p>
-    <w:p>
-      <w:pPr>
-        <w:pStyle w:val="ListBullet"/>
-        <w:ind w:left="720"/>
-      </w:pPr>
-      <w:r>
-        <w:t xml:space="preserve">    ง</w:t>
-      </w:r>
-    </w:p>
-    <w:p/>
-    <w:p>
-      <w:r>
-        <w:rPr>
-          <w:sz w:val="24"/>
-        </w:rPr>
-        <w:t>ข้อ p2_l11_010: ประจุบวก q = 2 μC เคลื่อนจากจุด A (ศักย์ 500 V) ไปยังจุด B (ศักย์ 200 V) ในสนามไฟฟ้าสม่ำเสมอ งานที่สนามไฟฟ้าทำต่อประจุนี้มีค่าเท่าใด?</w:t>
+        <w:t>14. ประจุสองประจุชนิดเดียวกันวางห่างกัน r ถ้าระยะห่างเพิ่มเป็น 2r แรงระหว่างประจุจะเปลี่ยนแปลงอย่างไร?</w:t>
       </w:r>
     </w:p>
     <w:p>
@@ -553,224 +681,7 @@
               <a:graphicData uri="http://schemas.openxmlformats.org/drawingml/2006/picture">
                 <pic:pic>
                   <pic:nvPicPr>
-                    <pic:cNvPr id="0" name="physics_img_q2_l11_001.png"/>
-                    <pic:cNvPicPr/>
-                  </pic:nvPicPr>
-                  <pic:blipFill>
-                    <a:blip r:embed="rId9"/>
-                    <a:stretch>
-                      <a:fillRect/>
-                    </a:stretch>
-                  </pic:blipFill>
-                  <pic:spPr>
-                    <a:xfrm>
-                      <a:off x="0" y="0"/>
-                      <a:ext cx="1828800" cy="1359877"/>
-                    </a:xfrm>
-                    <a:prstGeom prst="rect"/>
-                  </pic:spPr>
-                </pic:pic>
-              </a:graphicData>
-            </a:graphic>
-          </wp:inline>
-        </w:drawing>
-      </w:r>
-    </w:p>
-    <w:p/>
-    <w:p>
-      <w:pPr>
-        <w:pStyle w:val="ListBullet"/>
-        <w:ind w:left="720"/>
-      </w:pPr>
-      <w:r>
-        <w:t xml:space="preserve">    ก</w:t>
-      </w:r>
-    </w:p>
-    <w:p>
-      <w:pPr>
-        <w:pStyle w:val="ListBullet"/>
-        <w:ind w:left="720"/>
-      </w:pPr>
-      <w:r>
-        <w:t xml:space="preserve">    ข</w:t>
-      </w:r>
-    </w:p>
-    <w:p>
-      <w:pPr>
-        <w:pStyle w:val="ListBullet"/>
-        <w:ind w:left="720"/>
-      </w:pPr>
-      <w:r>
-        <w:t xml:space="preserve">    ค</w:t>
-      </w:r>
-    </w:p>
-    <w:p>
-      <w:pPr>
-        <w:pStyle w:val="ListBullet"/>
-        <w:ind w:left="720"/>
-      </w:pPr>
-      <w:r>
-        <w:t xml:space="preserve">    ง</w:t>
-      </w:r>
-    </w:p>
-    <w:p/>
-    <w:p>
-      <w:r>
-        <w:rPr>
-          <w:sz w:val="24"/>
-        </w:rPr>
-        <w:t>ข้อ p2_l11_011: ความจุไฟฟ้า (Capacitance) ของตัวเก็บประจุนิ่ม หมายถึงข้อใด?</w:t>
-      </w:r>
-    </w:p>
-    <w:p>
-      <w:pPr>
-        <w:pStyle w:val="ListBullet"/>
-        <w:ind w:left="720"/>
-      </w:pPr>
-      <w:r>
-        <w:t xml:space="preserve">    ก</w:t>
-      </w:r>
-    </w:p>
-    <w:p>
-      <w:pPr>
-        <w:pStyle w:val="ListBullet"/>
-        <w:ind w:left="720"/>
-      </w:pPr>
-      <w:r>
-        <w:t xml:space="preserve">    ข</w:t>
-      </w:r>
-    </w:p>
-    <w:p>
-      <w:pPr>
-        <w:pStyle w:val="ListBullet"/>
-        <w:ind w:left="720"/>
-      </w:pPr>
-      <w:r>
-        <w:t xml:space="preserve">    ค</w:t>
-      </w:r>
-    </w:p>
-    <w:p>
-      <w:pPr>
-        <w:pStyle w:val="ListBullet"/>
-        <w:ind w:left="720"/>
-      </w:pPr>
-      <w:r>
-        <w:t xml:space="preserve">    ง</w:t>
-      </w:r>
-    </w:p>
-    <w:p/>
-    <w:p>
-      <w:r>
-        <w:rPr>
-          <w:sz w:val="24"/>
-        </w:rPr>
-        <w:t>ข้อ p2_l11_012: ตัวเก็บประจุมีความจุ 10 μF ต่อกับความต่างศักย์ 50 V จะเก็บประจุได้กี่คูลอมบ์?</w:t>
-      </w:r>
-    </w:p>
-    <w:p>
-      <w:pPr>
-        <w:pStyle w:val="ListBullet"/>
-        <w:ind w:left="720"/>
-      </w:pPr>
-      <w:r>
-        <w:t xml:space="preserve">    ก</w:t>
-      </w:r>
-    </w:p>
-    <w:p>
-      <w:pPr>
-        <w:pStyle w:val="ListBullet"/>
-        <w:ind w:left="720"/>
-      </w:pPr>
-      <w:r>
-        <w:t xml:space="preserve">    ข</w:t>
-      </w:r>
-    </w:p>
-    <w:p>
-      <w:pPr>
-        <w:pStyle w:val="ListBullet"/>
-        <w:ind w:left="720"/>
-      </w:pPr>
-      <w:r>
-        <w:t xml:space="preserve">    ค</w:t>
-      </w:r>
-    </w:p>
-    <w:p>
-      <w:pPr>
-        <w:pStyle w:val="ListBullet"/>
-        <w:ind w:left="720"/>
-      </w:pPr>
-      <w:r>
-        <w:t xml:space="preserve">    ง</w:t>
-      </w:r>
-    </w:p>
-    <w:p/>
-    <w:p>
-      <w:r>
-        <w:rPr>
-          <w:sz w:val="24"/>
-        </w:rPr>
-        <w:t>ข้อ p2_l11_013: ตัวเก็บประจุแผ่นขนานมีพื้นที่แผ่น 0.01 m² วางห่างกัน 0.001 m มีไดอิเล็กทริกเป็นอากาศ (ε₀ = 8.85×10⁻¹² F/m) ความจุของตัวเก็บประจุนี้เท่ากับเท่าใด?</w:t>
-      </w:r>
-    </w:p>
-    <w:p>
-      <w:pPr>
-        <w:pStyle w:val="ListBullet"/>
-        <w:ind w:left="720"/>
-      </w:pPr>
-      <w:r>
-        <w:t xml:space="preserve">    ก</w:t>
-      </w:r>
-    </w:p>
-    <w:p>
-      <w:pPr>
-        <w:pStyle w:val="ListBullet"/>
-        <w:ind w:left="720"/>
-      </w:pPr>
-      <w:r>
-        <w:t xml:space="preserve">    ข</w:t>
-      </w:r>
-    </w:p>
-    <w:p>
-      <w:pPr>
-        <w:pStyle w:val="ListBullet"/>
-        <w:ind w:left="720"/>
-      </w:pPr>
-      <w:r>
-        <w:t xml:space="preserve">    ค</w:t>
-      </w:r>
-    </w:p>
-    <w:p>
-      <w:pPr>
-        <w:pStyle w:val="ListBullet"/>
-        <w:ind w:left="720"/>
-      </w:pPr>
-      <w:r>
-        <w:t xml:space="preserve">    ง</w:t>
-      </w:r>
-    </w:p>
-    <w:p/>
-    <w:p>
-      <w:r>
-        <w:rPr>
-          <w:sz w:val="24"/>
-        </w:rPr>
-        <w:t>ข้อ p2_l11_014: ประจุสองประจุชนิดเดียวกันวางห่างกัน r ถ้าระยะห่างเพิ่มเป็น 2r แรงระหว่างประจุจะเปลี่ยนแปลงอย่างไร?</w:t>
-      </w:r>
-    </w:p>
-    <w:p>
-      <w:r>
-        <w:drawing>
-          <wp:inline xmlns:a="http://schemas.openxmlformats.org/drawingml/2006/main" xmlns:pic="http://schemas.openxmlformats.org/drawingml/2006/picture">
-            <wp:extent cx="1828800" cy="1359877"/>
-            <wp:docPr id="5" name="Picture 5"/>
-            <wp:cNvGraphicFramePr>
-              <a:graphicFrameLocks noChangeAspect="1"/>
-            </wp:cNvGraphicFramePr>
-            <a:graphic>
-              <a:graphicData uri="http://schemas.openxmlformats.org/drawingml/2006/picture">
-                <pic:pic>
-                  <pic:nvPicPr>
-                    <pic:cNvPr id="0" name="physics_img_q2_l11_014.png"/>
+                    <pic:cNvPr id="0" name="physics_img_14.png"/>
                     <pic:cNvPicPr/>
                   </pic:nvPicPr>
                   <pic:blipFill>
@@ -796,38 +707,34 @@
     <w:p/>
     <w:p>
       <w:pPr>
-        <w:pStyle w:val="ListBullet"/>
         <w:ind w:left="720"/>
       </w:pPr>
       <w:r>
-        <w:t xml:space="preserve">    ก</w:t>
+        <w:t xml:space="preserve">    1. ก</w:t>
       </w:r>
     </w:p>
     <w:p>
       <w:pPr>
-        <w:pStyle w:val="ListBullet"/>
         <w:ind w:left="720"/>
       </w:pPr>
       <w:r>
-        <w:t xml:space="preserve">    ข</w:t>
+        <w:t xml:space="preserve">    2. ข</w:t>
       </w:r>
     </w:p>
     <w:p>
       <w:pPr>
-        <w:pStyle w:val="ListBullet"/>
         <w:ind w:left="720"/>
       </w:pPr>
       <w:r>
-        <w:t xml:space="preserve">    ค</w:t>
+        <w:t xml:space="preserve">    3. ค</w:t>
       </w:r>
     </w:p>
     <w:p>
       <w:pPr>
-        <w:pStyle w:val="ListBullet"/>
         <w:ind w:left="720"/>
       </w:pPr>
       <w:r>
-        <w:t xml:space="preserve">    ง</w:t>
+        <w:t xml:space="preserve">    4. ง</w:t>
       </w:r>
     </w:p>
     <w:p/>
@@ -836,43 +743,39 @@
         <w:rPr>
           <w:sz w:val="24"/>
         </w:rPr>
-        <w:t>ข้อ p2_l11_015: ข้อใดแสดงทิศทางของสนามไฟฟ้าที่เกิดจากประจุบวกได้ถูกต้อง?</w:t>
+        <w:t>15. ข้อใดแสดงทิศทางของสนามไฟฟ้าที่เกิดจากประจุบวกได้ถูกต้อง?</w:t>
       </w:r>
     </w:p>
     <w:p>
       <w:pPr>
-        <w:pStyle w:val="ListBullet"/>
         <w:ind w:left="720"/>
       </w:pPr>
       <w:r>
-        <w:t xml:space="preserve">    ก</w:t>
+        <w:t xml:space="preserve">    1. ก</w:t>
       </w:r>
     </w:p>
     <w:p>
       <w:pPr>
-        <w:pStyle w:val="ListBullet"/>
         <w:ind w:left="720"/>
       </w:pPr>
       <w:r>
-        <w:t xml:space="preserve">    ข</w:t>
+        <w:t xml:space="preserve">    2. ข</w:t>
       </w:r>
     </w:p>
     <w:p>
       <w:pPr>
-        <w:pStyle w:val="ListBullet"/>
         <w:ind w:left="720"/>
       </w:pPr>
       <w:r>
-        <w:t xml:space="preserve">    ค</w:t>
+        <w:t xml:space="preserve">    3. ค</w:t>
       </w:r>
     </w:p>
     <w:p>
       <w:pPr>
-        <w:pStyle w:val="ListBullet"/>
         <w:ind w:left="720"/>
       </w:pPr>
       <w:r>
-        <w:t xml:space="preserve">    ง</w:t>
+        <w:t xml:space="preserve">    4. ง</w:t>
       </w:r>
     </w:p>
     <w:p/>
@@ -881,43 +784,39 @@
         <w:rPr>
           <w:sz w:val="24"/>
         </w:rPr>
-        <w:t>ข้อ p2_l11_016: ที่ระยะ r₁ = 1 m และ r₂ = 2 m จากประจุจุด Q ศักย์ไฟฟ้าต่างกัน 4500 V ค่าของ Q เป็นเท่าใด? (k = 9×10⁹)</w:t>
+        <w:t>16. ที่ระยะ r₁ = 1 m และ r₂ = 2 m จากประจุจุด Q ศักย์ไฟฟ้าต่างกัน 4500 V ค่าของ Q เป็นเท่าใด? (k = 9×10⁹)</w:t>
       </w:r>
     </w:p>
     <w:p>
       <w:pPr>
-        <w:pStyle w:val="ListBullet"/>
         <w:ind w:left="720"/>
       </w:pPr>
       <w:r>
-        <w:t xml:space="preserve">    ก</w:t>
+        <w:t xml:space="preserve">    1. ก</w:t>
       </w:r>
     </w:p>
     <w:p>
       <w:pPr>
-        <w:pStyle w:val="ListBullet"/>
         <w:ind w:left="720"/>
       </w:pPr>
       <w:r>
-        <w:t xml:space="preserve">    ข</w:t>
+        <w:t xml:space="preserve">    2. ข</w:t>
       </w:r>
     </w:p>
     <w:p>
       <w:pPr>
-        <w:pStyle w:val="ListBullet"/>
         <w:ind w:left="720"/>
       </w:pPr>
       <w:r>
-        <w:t xml:space="preserve">    ค</w:t>
+        <w:t xml:space="preserve">    3. ค</w:t>
       </w:r>
     </w:p>
     <w:p>
       <w:pPr>
-        <w:pStyle w:val="ListBullet"/>
         <w:ind w:left="720"/>
       </w:pPr>
       <w:r>
-        <w:t xml:space="preserve">    ง</w:t>
+        <w:t xml:space="preserve">    4. ง</w:t>
       </w:r>
     </w:p>
     <w:p/>
@@ -926,80 +825,39 @@
         <w:rPr>
           <w:sz w:val="24"/>
         </w:rPr>
-        <w:t>ข้อ p2_l11_017: ประจุสองประจุ +q และ -q วางห่างกัน 2d ณ จุดกึ่งกลางระหว่างประจุทั้งสอง ขนาดสนามไฟฟ้ารวมเป็นเท่าใด?</w:t>
-      </w:r>
-    </w:p>
-    <w:p>
-      <w:r>
-        <w:drawing>
-          <wp:inline xmlns:a="http://schemas.openxmlformats.org/drawingml/2006/main" xmlns:pic="http://schemas.openxmlformats.org/drawingml/2006/picture">
-            <wp:extent cx="1828800" cy="1359877"/>
-            <wp:docPr id="6" name="Picture 6"/>
-            <wp:cNvGraphicFramePr>
-              <a:graphicFrameLocks noChangeAspect="1"/>
-            </wp:cNvGraphicFramePr>
-            <a:graphic>
-              <a:graphicData uri="http://schemas.openxmlformats.org/drawingml/2006/picture">
-                <pic:pic>
-                  <pic:nvPicPr>
-                    <pic:cNvPr id="0" name="physics_img_q2_l11_001.png"/>
-                    <pic:cNvPicPr/>
-                  </pic:nvPicPr>
-                  <pic:blipFill>
-                    <a:blip r:embed="rId9"/>
-                    <a:stretch>
-                      <a:fillRect/>
-                    </a:stretch>
-                  </pic:blipFill>
-                  <pic:spPr>
-                    <a:xfrm>
-                      <a:off x="0" y="0"/>
-                      <a:ext cx="1828800" cy="1359877"/>
-                    </a:xfrm>
-                    <a:prstGeom prst="rect"/>
-                  </pic:spPr>
-                </pic:pic>
-              </a:graphicData>
-            </a:graphic>
-          </wp:inline>
-        </w:drawing>
-      </w:r>
-    </w:p>
-    <w:p/>
-    <w:p>
-      <w:pPr>
-        <w:pStyle w:val="ListBullet"/>
-        <w:ind w:left="720"/>
-      </w:pPr>
-      <w:r>
-        <w:t xml:space="preserve">    ก</w:t>
+        <w:t>17. ประจุสองประจุ +q และ -q วางห่างกัน 2d ณ จุดกึ่งกลางระหว่างประจุทั้งสอง ขนาดสนามไฟฟ้ารวมเป็นเท่าใด?</w:t>
       </w:r>
     </w:p>
     <w:p>
       <w:pPr>
-        <w:pStyle w:val="ListBullet"/>
         <w:ind w:left="720"/>
       </w:pPr>
       <w:r>
-        <w:t xml:space="preserve">    ข</w:t>
+        <w:t xml:space="preserve">    1. ก</w:t>
       </w:r>
     </w:p>
     <w:p>
       <w:pPr>
-        <w:pStyle w:val="ListBullet"/>
         <w:ind w:left="720"/>
       </w:pPr>
       <w:r>
-        <w:t xml:space="preserve">    ค</w:t>
+        <w:t xml:space="preserve">    2. ข</w:t>
       </w:r>
     </w:p>
     <w:p>
       <w:pPr>
-        <w:pStyle w:val="ListBullet"/>
         <w:ind w:left="720"/>
       </w:pPr>
       <w:r>
-        <w:t xml:space="preserve">    ง</w:t>
+        <w:t xml:space="preserve">    3. ค</w:t>
+      </w:r>
+    </w:p>
+    <w:p>
+      <w:pPr>
+        <w:ind w:left="720"/>
+      </w:pPr>
+      <w:r>
+        <w:t xml:space="preserve">    4. ง</w:t>
       </w:r>
     </w:p>
     <w:p/>
@@ -1008,52 +866,7 @@
         <w:rPr>
           <w:sz w:val="24"/>
         </w:rPr>
-        <w:t>ข้อ p2_l11_018: ประจุสามประจุ +q, +q และ -q วางที่จุดยอดของสามเหลี่ยมด้านเท่า ขนาดของแรงลัพธ์ที่กระทำต่อประจุ -q เป็นเท่าใด ให้แรงระหว่างประจุที่เท่ากันแต่ละคู่คือ F₀</w:t>
-      </w:r>
-    </w:p>
-    <w:p>
-      <w:pPr>
-        <w:pStyle w:val="ListBullet"/>
-        <w:ind w:left="720"/>
-      </w:pPr>
-      <w:r>
-        <w:t xml:space="preserve">    ก</w:t>
-      </w:r>
-    </w:p>
-    <w:p>
-      <w:pPr>
-        <w:pStyle w:val="ListBullet"/>
-        <w:ind w:left="720"/>
-      </w:pPr>
-      <w:r>
-        <w:t xml:space="preserve">    ข</w:t>
-      </w:r>
-    </w:p>
-    <w:p>
-      <w:pPr>
-        <w:pStyle w:val="ListBullet"/>
-        <w:ind w:left="720"/>
-      </w:pPr>
-      <w:r>
-        <w:t xml:space="preserve">    ค</w:t>
-      </w:r>
-    </w:p>
-    <w:p>
-      <w:pPr>
-        <w:pStyle w:val="ListBullet"/>
-        <w:ind w:left="720"/>
-      </w:pPr>
-      <w:r>
-        <w:t xml:space="preserve">    ง</w:t>
-      </w:r>
-    </w:p>
-    <w:p/>
-    <w:p>
-      <w:r>
-        <w:rPr>
-          <w:sz w:val="24"/>
-        </w:rPr>
-        <w:t>ข้อ p2_l11_019: ตัวเก็บประจุแผ่นขนานต่อกับแบตเตอรี่ 100 V เมื่อเพิ่มระยะห่างระหว่างแผ่นเป็น 2 เท่า โดยไม่ตัดแบตเตอรี่ออก ประจุที่เก็บจะเปลี่ยนแปลงอย่างไร?</w:t>
+        <w:t>18. ประจุสามประจุ +q, +q และ -q วางที่จุดยอดของสามเหลี่ยมด้านเท่า ขนาดของแรงลัพธ์ที่กระทำต่อประจุ -q เป็นเท่าใด ให้แรงระหว่างประจุที่เท่ากันแต่ละคู่คือ F₀</w:t>
       </w:r>
     </w:p>
     <w:p>
@@ -1061,7 +874,7 @@
         <w:drawing>
           <wp:inline xmlns:a="http://schemas.openxmlformats.org/drawingml/2006/main" xmlns:pic="http://schemas.openxmlformats.org/drawingml/2006/picture">
             <wp:extent cx="1828800" cy="1359877"/>
-            <wp:docPr id="7" name="Picture 7"/>
+            <wp:docPr id="5" name="Picture 5"/>
             <wp:cNvGraphicFramePr>
               <a:graphicFrameLocks noChangeAspect="1"/>
             </wp:cNvGraphicFramePr>
@@ -1069,388 +882,7 @@
               <a:graphicData uri="http://schemas.openxmlformats.org/drawingml/2006/picture">
                 <pic:pic>
                   <pic:nvPicPr>
-                    <pic:cNvPr id="0" name="physics_img_q2_l11_001.png"/>
-                    <pic:cNvPicPr/>
-                  </pic:nvPicPr>
-                  <pic:blipFill>
-                    <a:blip r:embed="rId9"/>
-                    <a:stretch>
-                      <a:fillRect/>
-                    </a:stretch>
-                  </pic:blipFill>
-                  <pic:spPr>
-                    <a:xfrm>
-                      <a:off x="0" y="0"/>
-                      <a:ext cx="1828800" cy="1359877"/>
-                    </a:xfrm>
-                    <a:prstGeom prst="rect"/>
-                  </pic:spPr>
-                </pic:pic>
-              </a:graphicData>
-            </a:graphic>
-          </wp:inline>
-        </w:drawing>
-      </w:r>
-    </w:p>
-    <w:p/>
-    <w:p>
-      <w:pPr>
-        <w:pStyle w:val="ListBullet"/>
-        <w:ind w:left="720"/>
-      </w:pPr>
-      <w:r>
-        <w:t xml:space="preserve">    ก</w:t>
-      </w:r>
-    </w:p>
-    <w:p>
-      <w:pPr>
-        <w:pStyle w:val="ListBullet"/>
-        <w:ind w:left="720"/>
-      </w:pPr>
-      <w:r>
-        <w:t xml:space="preserve">    ข</w:t>
-      </w:r>
-    </w:p>
-    <w:p>
-      <w:pPr>
-        <w:pStyle w:val="ListBullet"/>
-        <w:ind w:left="720"/>
-      </w:pPr>
-      <w:r>
-        <w:t xml:space="preserve">    ค</w:t>
-      </w:r>
-    </w:p>
-    <w:p>
-      <w:pPr>
-        <w:pStyle w:val="ListBullet"/>
-        <w:ind w:left="720"/>
-      </w:pPr>
-      <w:r>
-        <w:t xml:space="preserve">    ง</w:t>
-      </w:r>
-    </w:p>
-    <w:p/>
-    <w:p>
-      <w:r>
-        <w:rPr>
-          <w:sz w:val="24"/>
-        </w:rPr>
-        <w:t>ข้อ p2_l11_020: ศักย์ไฟฟ้าที่ระยะอนันต์จากประจุจุดกำหนดให้เท่ากับศูนย์ ณ ตำแหน่งใดที่ศักย์ไฟฟ้ามีค่าเป็นศูนย์ ระหว่างประจุ +2 μC และ +8 μC ที่วางห่างกัน 90 cm?</w:t>
-      </w:r>
-    </w:p>
-    <w:p>
-      <w:pPr>
-        <w:pStyle w:val="ListBullet"/>
-        <w:ind w:left="720"/>
-      </w:pPr>
-      <w:r>
-        <w:t xml:space="preserve">    ก</w:t>
-      </w:r>
-    </w:p>
-    <w:p>
-      <w:pPr>
-        <w:pStyle w:val="ListBullet"/>
-        <w:ind w:left="720"/>
-      </w:pPr>
-      <w:r>
-        <w:t xml:space="preserve">    ข</w:t>
-      </w:r>
-    </w:p>
-    <w:p>
-      <w:pPr>
-        <w:pStyle w:val="ListBullet"/>
-        <w:ind w:left="720"/>
-      </w:pPr>
-      <w:r>
-        <w:t xml:space="preserve">    ค</w:t>
-      </w:r>
-    </w:p>
-    <w:p>
-      <w:pPr>
-        <w:pStyle w:val="ListBullet"/>
-        <w:ind w:left="720"/>
-      </w:pPr>
-      <w:r>
-        <w:t xml:space="preserve">    ง</w:t>
-      </w:r>
-    </w:p>
-    <w:p/>
-    <w:p>
-      <w:r>
-        <w:rPr>
-          <w:sz w:val="24"/>
-        </w:rPr>
-        <w:t>ข้อ p2_l11_021: เมื่อนำแท่งแก้วไปขัดด้วยผ้าไหม แท่งแก้วจะมีประจุชนิดใด?</w:t>
-      </w:r>
-    </w:p>
-    <w:p>
-      <w:pPr>
-        <w:pStyle w:val="ListBullet"/>
-        <w:ind w:left="720"/>
-      </w:pPr>
-      <w:r>
-        <w:t xml:space="preserve">    ก</w:t>
-      </w:r>
-    </w:p>
-    <w:p>
-      <w:pPr>
-        <w:pStyle w:val="ListBullet"/>
-        <w:ind w:left="720"/>
-      </w:pPr>
-      <w:r>
-        <w:t xml:space="preserve">    ข</w:t>
-      </w:r>
-    </w:p>
-    <w:p>
-      <w:pPr>
-        <w:pStyle w:val="ListBullet"/>
-        <w:ind w:left="720"/>
-      </w:pPr>
-      <w:r>
-        <w:t xml:space="preserve">    ค</w:t>
-      </w:r>
-    </w:p>
-    <w:p>
-      <w:pPr>
-        <w:pStyle w:val="ListBullet"/>
-        <w:ind w:left="720"/>
-      </w:pPr>
-      <w:r>
-        <w:t xml:space="preserve">    ง</w:t>
-      </w:r>
-    </w:p>
-    <w:p/>
-    <w:p>
-      <w:r>
-        <w:rPr>
-          <w:sz w:val="24"/>
-        </w:rPr>
-        <w:t>ข้อ p2_l11_022: เส้นสนามไฟฟ้าที่ออกจากประจุบวกจะไปสิ้นสุดที่ใด?</w:t>
-      </w:r>
-    </w:p>
-    <w:p>
-      <w:r>
-        <w:drawing>
-          <wp:inline xmlns:a="http://schemas.openxmlformats.org/drawingml/2006/main" xmlns:pic="http://schemas.openxmlformats.org/drawingml/2006/picture">
-            <wp:extent cx="1828800" cy="1359877"/>
-            <wp:docPr id="8" name="Picture 8"/>
-            <wp:cNvGraphicFramePr>
-              <a:graphicFrameLocks noChangeAspect="1"/>
-            </wp:cNvGraphicFramePr>
-            <a:graphic>
-              <a:graphicData uri="http://schemas.openxmlformats.org/drawingml/2006/picture">
-                <pic:pic>
-                  <pic:nvPicPr>
-                    <pic:cNvPr id="0" name="physics_img_q2_l11_001.png"/>
-                    <pic:cNvPicPr/>
-                  </pic:nvPicPr>
-                  <pic:blipFill>
-                    <a:blip r:embed="rId9"/>
-                    <a:stretch>
-                      <a:fillRect/>
-                    </a:stretch>
-                  </pic:blipFill>
-                  <pic:spPr>
-                    <a:xfrm>
-                      <a:off x="0" y="0"/>
-                      <a:ext cx="1828800" cy="1359877"/>
-                    </a:xfrm>
-                    <a:prstGeom prst="rect"/>
-                  </pic:spPr>
-                </pic:pic>
-              </a:graphicData>
-            </a:graphic>
-          </wp:inline>
-        </w:drawing>
-      </w:r>
-    </w:p>
-    <w:p/>
-    <w:p>
-      <w:pPr>
-        <w:pStyle w:val="ListBullet"/>
-        <w:ind w:left="720"/>
-      </w:pPr>
-      <w:r>
-        <w:t xml:space="preserve">    ก</w:t>
-      </w:r>
-    </w:p>
-    <w:p>
-      <w:pPr>
-        <w:pStyle w:val="ListBullet"/>
-        <w:ind w:left="720"/>
-      </w:pPr>
-      <w:r>
-        <w:t xml:space="preserve">    ข</w:t>
-      </w:r>
-    </w:p>
-    <w:p>
-      <w:pPr>
-        <w:pStyle w:val="ListBullet"/>
-        <w:ind w:left="720"/>
-      </w:pPr>
-      <w:r>
-        <w:t xml:space="preserve">    ค</w:t>
-      </w:r>
-    </w:p>
-    <w:p>
-      <w:pPr>
-        <w:pStyle w:val="ListBullet"/>
-        <w:ind w:left="720"/>
-      </w:pPr>
-      <w:r>
-        <w:t xml:space="preserve">    ง</w:t>
-      </w:r>
-    </w:p>
-    <w:p/>
-    <w:p>
-      <w:r>
-        <w:rPr>
-          <w:sz w:val="24"/>
-        </w:rPr>
-        <w:t>ข้อ p2_l11_023: ตัวนำทรงกลมรัศมี R มีประจุ +Q กระจายอยู่บนผิว ณ จุดที่ห่างจากจุดศูนย์กลาง 0.5R สนามไฟฟ้ามีค่าเท่าใด?</w:t>
-      </w:r>
-    </w:p>
-    <w:p>
-      <w:r>
-        <w:drawing>
-          <wp:inline xmlns:a="http://schemas.openxmlformats.org/drawingml/2006/main" xmlns:pic="http://schemas.openxmlformats.org/drawingml/2006/picture">
-            <wp:extent cx="1828800" cy="1359877"/>
-            <wp:docPr id="9" name="Picture 9"/>
-            <wp:cNvGraphicFramePr>
-              <a:graphicFrameLocks noChangeAspect="1"/>
-            </wp:cNvGraphicFramePr>
-            <a:graphic>
-              <a:graphicData uri="http://schemas.openxmlformats.org/drawingml/2006/picture">
-                <pic:pic>
-                  <pic:nvPicPr>
-                    <pic:cNvPr id="0" name="physics_img_q2_l11_001.png"/>
-                    <pic:cNvPicPr/>
-                  </pic:nvPicPr>
-                  <pic:blipFill>
-                    <a:blip r:embed="rId9"/>
-                    <a:stretch>
-                      <a:fillRect/>
-                    </a:stretch>
-                  </pic:blipFill>
-                  <pic:spPr>
-                    <a:xfrm>
-                      <a:off x="0" y="0"/>
-                      <a:ext cx="1828800" cy="1359877"/>
-                    </a:xfrm>
-                    <a:prstGeom prst="rect"/>
-                  </pic:spPr>
-                </pic:pic>
-              </a:graphicData>
-            </a:graphic>
-          </wp:inline>
-        </w:drawing>
-      </w:r>
-    </w:p>
-    <w:p/>
-    <w:p>
-      <w:pPr>
-        <w:pStyle w:val="ListBullet"/>
-        <w:ind w:left="720"/>
-      </w:pPr>
-      <w:r>
-        <w:t xml:space="preserve">    ก</w:t>
-      </w:r>
-    </w:p>
-    <w:p>
-      <w:pPr>
-        <w:pStyle w:val="ListBullet"/>
-        <w:ind w:left="720"/>
-      </w:pPr>
-      <w:r>
-        <w:t xml:space="preserve">    ข</w:t>
-      </w:r>
-    </w:p>
-    <w:p>
-      <w:pPr>
-        <w:pStyle w:val="ListBullet"/>
-        <w:ind w:left="720"/>
-      </w:pPr>
-      <w:r>
-        <w:t xml:space="preserve">    ค</w:t>
-      </w:r>
-    </w:p>
-    <w:p>
-      <w:pPr>
-        <w:pStyle w:val="ListBullet"/>
-        <w:ind w:left="720"/>
-      </w:pPr>
-      <w:r>
-        <w:t xml:space="preserve">    ง</w:t>
-      </w:r>
-    </w:p>
-    <w:p/>
-    <w:p>
-      <w:r>
-        <w:rPr>
-          <w:sz w:val="24"/>
-        </w:rPr>
-        <w:t>ข้อ p2_l11_024: ตัวนำทรงกลมรัศมี R มีประจุ +Q กระจายอยู่บนผิว ศักย์ไฟฟ้าภายในตัวนำ (r &lt; R) มีค่าเท่าใด?</w:t>
-      </w:r>
-    </w:p>
-    <w:p>
-      <w:pPr>
-        <w:pStyle w:val="ListBullet"/>
-        <w:ind w:left="720"/>
-      </w:pPr>
-      <w:r>
-        <w:t xml:space="preserve">    ก</w:t>
-      </w:r>
-    </w:p>
-    <w:p>
-      <w:pPr>
-        <w:pStyle w:val="ListBullet"/>
-        <w:ind w:left="720"/>
-      </w:pPr>
-      <w:r>
-        <w:t xml:space="preserve">    ข</w:t>
-      </w:r>
-    </w:p>
-    <w:p>
-      <w:pPr>
-        <w:pStyle w:val="ListBullet"/>
-        <w:ind w:left="720"/>
-      </w:pPr>
-      <w:r>
-        <w:t xml:space="preserve">    ค</w:t>
-      </w:r>
-    </w:p>
-    <w:p>
-      <w:pPr>
-        <w:pStyle w:val="ListBullet"/>
-        <w:ind w:left="720"/>
-      </w:pPr>
-      <w:r>
-        <w:t xml:space="preserve">    ง</w:t>
-      </w:r>
-    </w:p>
-    <w:p/>
-    <w:p>
-      <w:r>
-        <w:rPr>
-          <w:sz w:val="24"/>
-        </w:rPr>
-        <w:t>ข้อ p2_l11_025: ประจุสองประจุ +Q และ +4Q วางห่างกัน 3 m ประจุที่สามต้องวางที่ใดเพื่อให้แรงลัพธ์บนประจุ +Q เป็นศูนย์?</w:t>
-      </w:r>
-    </w:p>
-    <w:p>
-      <w:r>
-        <w:drawing>
-          <wp:inline xmlns:a="http://schemas.openxmlformats.org/drawingml/2006/main" xmlns:pic="http://schemas.openxmlformats.org/drawingml/2006/picture">
-            <wp:extent cx="1828800" cy="1359877"/>
-            <wp:docPr id="10" name="Picture 10"/>
-            <wp:cNvGraphicFramePr>
-              <a:graphicFrameLocks noChangeAspect="1"/>
-            </wp:cNvGraphicFramePr>
-            <a:graphic>
-              <a:graphicData uri="http://schemas.openxmlformats.org/drawingml/2006/picture">
-                <pic:pic>
-                  <pic:nvPicPr>
-                    <pic:cNvPr id="0" name="physics_img_q2_l11_014.png"/>
+                    <pic:cNvPr id="0" name="physics_img_14.png"/>
                     <pic:cNvPicPr/>
                   </pic:nvPicPr>
                   <pic:blipFill>
@@ -1476,38 +908,321 @@
     <w:p/>
     <w:p>
       <w:pPr>
-        <w:pStyle w:val="ListBullet"/>
         <w:ind w:left="720"/>
       </w:pPr>
       <w:r>
-        <w:t xml:space="preserve">    ก</w:t>
+        <w:t xml:space="preserve">    1. ก</w:t>
       </w:r>
     </w:p>
     <w:p>
       <w:pPr>
-        <w:pStyle w:val="ListBullet"/>
         <w:ind w:left="720"/>
       </w:pPr>
       <w:r>
-        <w:t xml:space="preserve">    ข</w:t>
+        <w:t xml:space="preserve">    2. ข</w:t>
       </w:r>
     </w:p>
     <w:p>
       <w:pPr>
-        <w:pStyle w:val="ListBullet"/>
         <w:ind w:left="720"/>
       </w:pPr>
       <w:r>
-        <w:t xml:space="preserve">    ค</w:t>
+        <w:t xml:space="preserve">    3. ค</w:t>
       </w:r>
     </w:p>
     <w:p>
       <w:pPr>
-        <w:pStyle w:val="ListBullet"/>
         <w:ind w:left="720"/>
       </w:pPr>
       <w:r>
-        <w:t xml:space="preserve">    ง</w:t>
+        <w:t xml:space="preserve">    4. ง</w:t>
+      </w:r>
+    </w:p>
+    <w:p/>
+    <w:p>
+      <w:r>
+        <w:rPr>
+          <w:sz w:val="24"/>
+        </w:rPr>
+        <w:t>19. ตัวเก็บประจุแผ่นขนานต่อกับแบตเตอรี่ 100 V เมื่อเพิ่มระยะห่างระหว่างแผ่นเป็น 2 เท่า โดยไม่ตัดแบตเตอรี่ออก ประจุที่เก็บจะเปลี่ยนแปลงอย่างไร?</w:t>
+      </w:r>
+    </w:p>
+    <w:p>
+      <w:pPr>
+        <w:ind w:left="720"/>
+      </w:pPr>
+      <w:r>
+        <w:t xml:space="preserve">    1. ก</w:t>
+      </w:r>
+    </w:p>
+    <w:p>
+      <w:pPr>
+        <w:ind w:left="720"/>
+      </w:pPr>
+      <w:r>
+        <w:t xml:space="preserve">    2. ข</w:t>
+      </w:r>
+    </w:p>
+    <w:p>
+      <w:pPr>
+        <w:ind w:left="720"/>
+      </w:pPr>
+      <w:r>
+        <w:t xml:space="preserve">    3. ค</w:t>
+      </w:r>
+    </w:p>
+    <w:p>
+      <w:pPr>
+        <w:ind w:left="720"/>
+      </w:pPr>
+      <w:r>
+        <w:t xml:space="preserve">    4. ง</w:t>
+      </w:r>
+    </w:p>
+    <w:p/>
+    <w:p>
+      <w:r>
+        <w:rPr>
+          <w:sz w:val="24"/>
+        </w:rPr>
+        <w:t>20. ศักย์ไฟฟ้าที่ระยะอนันต์จากประจุจุดกำหนดให้เท่ากับศูนย์ ณ ตำแหน่งใดที่ศักย์ไฟฟ้ามีค่าเป็นศูนย์ ระหว่างประจุ +2 μC และ +8 μC ที่วางห่างกัน 90 cm?</w:t>
+      </w:r>
+    </w:p>
+    <w:p>
+      <w:pPr>
+        <w:ind w:left="720"/>
+      </w:pPr>
+      <w:r>
+        <w:t xml:space="preserve">    1. ก</w:t>
+      </w:r>
+    </w:p>
+    <w:p>
+      <w:pPr>
+        <w:ind w:left="720"/>
+      </w:pPr>
+      <w:r>
+        <w:t xml:space="preserve">    2. ข</w:t>
+      </w:r>
+    </w:p>
+    <w:p>
+      <w:pPr>
+        <w:ind w:left="720"/>
+      </w:pPr>
+      <w:r>
+        <w:t xml:space="preserve">    3. ค</w:t>
+      </w:r>
+    </w:p>
+    <w:p>
+      <w:pPr>
+        <w:ind w:left="720"/>
+      </w:pPr>
+      <w:r>
+        <w:t xml:space="preserve">    4. ง</w:t>
+      </w:r>
+    </w:p>
+    <w:p/>
+    <w:p>
+      <w:r>
+        <w:rPr>
+          <w:sz w:val="24"/>
+        </w:rPr>
+        <w:t>21. เมื่อนำแท่งแก้วไปขัดด้วยผ้าไหม แท่งแก้วจะมีประจุชนิดใด?</w:t>
+      </w:r>
+    </w:p>
+    <w:p>
+      <w:pPr>
+        <w:ind w:left="720"/>
+      </w:pPr>
+      <w:r>
+        <w:t xml:space="preserve">    1. ก</w:t>
+      </w:r>
+    </w:p>
+    <w:p>
+      <w:pPr>
+        <w:ind w:left="720"/>
+      </w:pPr>
+      <w:r>
+        <w:t xml:space="preserve">    2. ข</w:t>
+      </w:r>
+    </w:p>
+    <w:p>
+      <w:pPr>
+        <w:ind w:left="720"/>
+      </w:pPr>
+      <w:r>
+        <w:t xml:space="preserve">    3. ค</w:t>
+      </w:r>
+    </w:p>
+    <w:p>
+      <w:pPr>
+        <w:ind w:left="720"/>
+      </w:pPr>
+      <w:r>
+        <w:t xml:space="preserve">    4. ง</w:t>
+      </w:r>
+    </w:p>
+    <w:p/>
+    <w:p>
+      <w:r>
+        <w:rPr>
+          <w:sz w:val="24"/>
+        </w:rPr>
+        <w:t>22. เส้นสนามไฟฟ้าที่ออกจากประจุบวกจะไปสิ้นสุดที่ใด?</w:t>
+      </w:r>
+    </w:p>
+    <w:p>
+      <w:pPr>
+        <w:ind w:left="720"/>
+      </w:pPr>
+      <w:r>
+        <w:t xml:space="preserve">    1. ก</w:t>
+      </w:r>
+    </w:p>
+    <w:p>
+      <w:pPr>
+        <w:ind w:left="720"/>
+      </w:pPr>
+      <w:r>
+        <w:t xml:space="preserve">    2. ข</w:t>
+      </w:r>
+    </w:p>
+    <w:p>
+      <w:pPr>
+        <w:ind w:left="720"/>
+      </w:pPr>
+      <w:r>
+        <w:t xml:space="preserve">    3. ค</w:t>
+      </w:r>
+    </w:p>
+    <w:p>
+      <w:pPr>
+        <w:ind w:left="720"/>
+      </w:pPr>
+      <w:r>
+        <w:t xml:space="preserve">    4. ง</w:t>
+      </w:r>
+    </w:p>
+    <w:p/>
+    <w:p>
+      <w:r>
+        <w:rPr>
+          <w:sz w:val="24"/>
+        </w:rPr>
+        <w:t>23. ตัวนำทรงกลมรัศมี R มีประจุ +Q กระจายอยู่บนผิว ณ จุดที่ห่างจากจุดศูนย์กลาง 0.5R สนามไฟฟ้ามีค่าเท่าใด?</w:t>
+      </w:r>
+    </w:p>
+    <w:p>
+      <w:pPr>
+        <w:ind w:left="720"/>
+      </w:pPr>
+      <w:r>
+        <w:t xml:space="preserve">    1. ก</w:t>
+      </w:r>
+    </w:p>
+    <w:p>
+      <w:pPr>
+        <w:ind w:left="720"/>
+      </w:pPr>
+      <w:r>
+        <w:t xml:space="preserve">    2. ข</w:t>
+      </w:r>
+    </w:p>
+    <w:p>
+      <w:pPr>
+        <w:ind w:left="720"/>
+      </w:pPr>
+      <w:r>
+        <w:t xml:space="preserve">    3. ค</w:t>
+      </w:r>
+    </w:p>
+    <w:p>
+      <w:pPr>
+        <w:ind w:left="720"/>
+      </w:pPr>
+      <w:r>
+        <w:t xml:space="preserve">    4. ง</w:t>
+      </w:r>
+    </w:p>
+    <w:p/>
+    <w:p>
+      <w:r>
+        <w:rPr>
+          <w:sz w:val="24"/>
+        </w:rPr>
+        <w:t>24. ตัวนำทรงกลมรัศมี R มีประจุ +Q กระจายอยู่บนผิว ศักย์ไฟฟ้าภายในตัวนำ (r &lt; R) มีค่าเท่าใด?</w:t>
+      </w:r>
+    </w:p>
+    <w:p>
+      <w:pPr>
+        <w:ind w:left="720"/>
+      </w:pPr>
+      <w:r>
+        <w:t xml:space="preserve">    1. ก</w:t>
+      </w:r>
+    </w:p>
+    <w:p>
+      <w:pPr>
+        <w:ind w:left="720"/>
+      </w:pPr>
+      <w:r>
+        <w:t xml:space="preserve">    2. ข</w:t>
+      </w:r>
+    </w:p>
+    <w:p>
+      <w:pPr>
+        <w:ind w:left="720"/>
+      </w:pPr>
+      <w:r>
+        <w:t xml:space="preserve">    3. ค</w:t>
+      </w:r>
+    </w:p>
+    <w:p>
+      <w:pPr>
+        <w:ind w:left="720"/>
+      </w:pPr>
+      <w:r>
+        <w:t xml:space="preserve">    4. ง</w:t>
+      </w:r>
+    </w:p>
+    <w:p/>
+    <w:p>
+      <w:r>
+        <w:rPr>
+          <w:sz w:val="24"/>
+        </w:rPr>
+        <w:t>25. ประจุสองประจุ +Q และ +4Q วางห่างกัน 3 m ประจุที่สามต้องวางที่ใดเพื่อให้แรงลัพธ์บนประจุ +Q เป็นศูนย์?</w:t>
+      </w:r>
+    </w:p>
+    <w:p>
+      <w:pPr>
+        <w:ind w:left="720"/>
+      </w:pPr>
+      <w:r>
+        <w:t xml:space="preserve">    1. ก</w:t>
+      </w:r>
+    </w:p>
+    <w:p>
+      <w:pPr>
+        <w:ind w:left="720"/>
+      </w:pPr>
+      <w:r>
+        <w:t xml:space="preserve">    2. ข</w:t>
+      </w:r>
+    </w:p>
+    <w:p>
+      <w:pPr>
+        <w:ind w:left="720"/>
+      </w:pPr>
+      <w:r>
+        <w:t xml:space="preserve">    3. ค</w:t>
+      </w:r>
+    </w:p>
+    <w:p>
+      <w:pPr>
+        <w:ind w:left="720"/>
+      </w:pPr>
+      <w:r>
+        <w:t xml:space="preserve">    4. ง</w:t>
       </w:r>
     </w:p>
     <w:p/>

--- a/physics_course/word/lesson11.docx
+++ b/physics_course/word/lesson11.docx
@@ -65,43 +65,6 @@
         <w:t>2. ประจุไฟฟ้าบวกและประจุไฟฟ้าลบมีปฏิสัมพันธ์กันอย่างไร?</w:t>
       </w:r>
     </w:p>
-    <w:p>
-      <w:r>
-        <w:drawing>
-          <wp:inline xmlns:a="http://schemas.openxmlformats.org/drawingml/2006/main" xmlns:pic="http://schemas.openxmlformats.org/drawingml/2006/picture">
-            <wp:extent cx="1828800" cy="1359877"/>
-            <wp:docPr id="1" name="Picture 1"/>
-            <wp:cNvGraphicFramePr>
-              <a:graphicFrameLocks noChangeAspect="1"/>
-            </wp:cNvGraphicFramePr>
-            <a:graphic>
-              <a:graphicData uri="http://schemas.openxmlformats.org/drawingml/2006/picture">
-                <pic:pic>
-                  <pic:nvPicPr>
-                    <pic:cNvPr id="0" name="physics_img_2.png"/>
-                    <pic:cNvPicPr/>
-                  </pic:nvPicPr>
-                  <pic:blipFill>
-                    <a:blip r:embed="rId9"/>
-                    <a:stretch>
-                      <a:fillRect/>
-                    </a:stretch>
-                  </pic:blipFill>
-                  <pic:spPr>
-                    <a:xfrm>
-                      <a:off x="0" y="0"/>
-                      <a:ext cx="1828800" cy="1359877"/>
-                    </a:xfrm>
-                    <a:prstGeom prst="rect"/>
-                  </pic:spPr>
-                </pic:pic>
-              </a:graphicData>
-            </a:graphic>
-          </wp:inline>
-        </w:drawing>
-      </w:r>
-    </w:p>
-    <w:p/>
     <w:p>
       <w:pPr>
         <w:ind w:left="720"/>
@@ -266,43 +229,6 @@
         <w:t>6. จุดประจุ Q = +5 μC สร้างสนามไฟฟ้ารอบตัว ณ ตำแหน่งที่ห่างจาก Q เป็นระยะ 2 m สนามไฟฟ้ามีขนาดเท่าใด? (k = 9×10⁹ N·m²/C²)</w:t>
       </w:r>
     </w:p>
-    <w:p>
-      <w:r>
-        <w:drawing>
-          <wp:inline xmlns:a="http://schemas.openxmlformats.org/drawingml/2006/main" xmlns:pic="http://schemas.openxmlformats.org/drawingml/2006/picture">
-            <wp:extent cx="1828800" cy="1359877"/>
-            <wp:docPr id="2" name="Picture 2"/>
-            <wp:cNvGraphicFramePr>
-              <a:graphicFrameLocks noChangeAspect="1"/>
-            </wp:cNvGraphicFramePr>
-            <a:graphic>
-              <a:graphicData uri="http://schemas.openxmlformats.org/drawingml/2006/picture">
-                <pic:pic>
-                  <pic:nvPicPr>
-                    <pic:cNvPr id="0" name="physics_img_2.png"/>
-                    <pic:cNvPicPr/>
-                  </pic:nvPicPr>
-                  <pic:blipFill>
-                    <a:blip r:embed="rId9"/>
-                    <a:stretch>
-                      <a:fillRect/>
-                    </a:stretch>
-                  </pic:blipFill>
-                  <pic:spPr>
-                    <a:xfrm>
-                      <a:off x="0" y="0"/>
-                      <a:ext cx="1828800" cy="1359877"/>
-                    </a:xfrm>
-                    <a:prstGeom prst="rect"/>
-                  </pic:spPr>
-                </pic:pic>
-              </a:graphicData>
-            </a:graphic>
-          </wp:inline>
-        </w:drawing>
-      </w:r>
-    </w:p>
-    <w:p/>
     <w:p>
       <w:pPr>
         <w:ind w:left="720"/>
@@ -550,43 +476,6 @@
       </w:r>
     </w:p>
     <w:p>
-      <w:r>
-        <w:drawing>
-          <wp:inline xmlns:a="http://schemas.openxmlformats.org/drawingml/2006/main" xmlns:pic="http://schemas.openxmlformats.org/drawingml/2006/picture">
-            <wp:extent cx="1828800" cy="1359877"/>
-            <wp:docPr id="3" name="Picture 3"/>
-            <wp:cNvGraphicFramePr>
-              <a:graphicFrameLocks noChangeAspect="1"/>
-            </wp:cNvGraphicFramePr>
-            <a:graphic>
-              <a:graphicData uri="http://schemas.openxmlformats.org/drawingml/2006/picture">
-                <pic:pic>
-                  <pic:nvPicPr>
-                    <pic:cNvPr id="0" name="physics_img_2.png"/>
-                    <pic:cNvPicPr/>
-                  </pic:nvPicPr>
-                  <pic:blipFill>
-                    <a:blip r:embed="rId9"/>
-                    <a:stretch>
-                      <a:fillRect/>
-                    </a:stretch>
-                  </pic:blipFill>
-                  <pic:spPr>
-                    <a:xfrm>
-                      <a:off x="0" y="0"/>
-                      <a:ext cx="1828800" cy="1359877"/>
-                    </a:xfrm>
-                    <a:prstGeom prst="rect"/>
-                  </pic:spPr>
-                </pic:pic>
-              </a:graphicData>
-            </a:graphic>
-          </wp:inline>
-        </w:drawing>
-      </w:r>
-    </w:p>
-    <w:p/>
-    <w:p>
       <w:pPr>
         <w:ind w:left="720"/>
       </w:pPr>
@@ -668,43 +557,6 @@
         <w:t>14. ประจุสองประจุชนิดเดียวกันวางห่างกัน r ถ้าระยะห่างเพิ่มเป็น 2r แรงระหว่างประจุจะเปลี่ยนแปลงอย่างไร?</w:t>
       </w:r>
     </w:p>
-    <w:p>
-      <w:r>
-        <w:drawing>
-          <wp:inline xmlns:a="http://schemas.openxmlformats.org/drawingml/2006/main" xmlns:pic="http://schemas.openxmlformats.org/drawingml/2006/picture">
-            <wp:extent cx="1828800" cy="1359877"/>
-            <wp:docPr id="4" name="Picture 4"/>
-            <wp:cNvGraphicFramePr>
-              <a:graphicFrameLocks noChangeAspect="1"/>
-            </wp:cNvGraphicFramePr>
-            <a:graphic>
-              <a:graphicData uri="http://schemas.openxmlformats.org/drawingml/2006/picture">
-                <pic:pic>
-                  <pic:nvPicPr>
-                    <pic:cNvPr id="0" name="physics_img_14.png"/>
-                    <pic:cNvPicPr/>
-                  </pic:nvPicPr>
-                  <pic:blipFill>
-                    <a:blip r:embed="rId10"/>
-                    <a:stretch>
-                      <a:fillRect/>
-                    </a:stretch>
-                  </pic:blipFill>
-                  <pic:spPr>
-                    <a:xfrm>
-                      <a:off x="0" y="0"/>
-                      <a:ext cx="1828800" cy="1359877"/>
-                    </a:xfrm>
-                    <a:prstGeom prst="rect"/>
-                  </pic:spPr>
-                </pic:pic>
-              </a:graphicData>
-            </a:graphic>
-          </wp:inline>
-        </w:drawing>
-      </w:r>
-    </w:p>
-    <w:p/>
     <w:p>
       <w:pPr>
         <w:ind w:left="720"/>
@@ -869,43 +721,6 @@
         <w:t>18. ประจุสามประจุ +q, +q และ -q วางที่จุดยอดของสามเหลี่ยมด้านเท่า ขนาดของแรงลัพธ์ที่กระทำต่อประจุ -q เป็นเท่าใด ให้แรงระหว่างประจุที่เท่ากันแต่ละคู่คือ F₀</w:t>
       </w:r>
     </w:p>
-    <w:p>
-      <w:r>
-        <w:drawing>
-          <wp:inline xmlns:a="http://schemas.openxmlformats.org/drawingml/2006/main" xmlns:pic="http://schemas.openxmlformats.org/drawingml/2006/picture">
-            <wp:extent cx="1828800" cy="1359877"/>
-            <wp:docPr id="5" name="Picture 5"/>
-            <wp:cNvGraphicFramePr>
-              <a:graphicFrameLocks noChangeAspect="1"/>
-            </wp:cNvGraphicFramePr>
-            <a:graphic>
-              <a:graphicData uri="http://schemas.openxmlformats.org/drawingml/2006/picture">
-                <pic:pic>
-                  <pic:nvPicPr>
-                    <pic:cNvPr id="0" name="physics_img_14.png"/>
-                    <pic:cNvPicPr/>
-                  </pic:nvPicPr>
-                  <pic:blipFill>
-                    <a:blip r:embed="rId10"/>
-                    <a:stretch>
-                      <a:fillRect/>
-                    </a:stretch>
-                  </pic:blipFill>
-                  <pic:spPr>
-                    <a:xfrm>
-                      <a:off x="0" y="0"/>
-                      <a:ext cx="1828800" cy="1359877"/>
-                    </a:xfrm>
-                    <a:prstGeom prst="rect"/>
-                  </pic:spPr>
-                </pic:pic>
-              </a:graphicData>
-            </a:graphic>
-          </wp:inline>
-        </w:drawing>
-      </w:r>
-    </w:p>
-    <w:p/>
     <w:p>
       <w:pPr>
         <w:ind w:left="720"/>
